--- a/dock_tempaltes/terms_two_page.docx
+++ b/dock_tempaltes/terms_two_page.docx
@@ -2,6 +2,59 @@
 <file path=word/document.xml><?xml version="1.0" encoding="utf-8"?>
 <w:document xmlns:mc="http://schemas.openxmlformats.org/markup-compatibility/2006" xmlns:o="urn:schemas-microsoft-com:office:office" xmlns:r="http://schemas.openxmlformats.org/officeDocument/2006/relationships" xmlns:m="http://schemas.openxmlformats.org/officeDocument/2006/math" xmlns:v="urn:schemas-microsoft-com:vml" xmlns:wp="http://schemas.openxmlformats.org/drawingml/2006/wordprocessingDrawing" xmlns:w10="urn:schemas-microsoft-com:office:word" xmlns:w="http://schemas.openxmlformats.org/wordprocessingml/2006/main" xmlns:wne="http://schemas.microsoft.com/office/word/2006/wordml" xmlns:sl="http://schemas.openxmlformats.org/schemaLibrary/2006/main" xmlns:a="http://schemas.openxmlformats.org/drawingml/2006/main" xmlns:pic="http://schemas.openxmlformats.org/drawingml/2006/picture" xmlns:c="http://schemas.openxmlformats.org/drawingml/2006/chart" xmlns:lc="http://schemas.openxmlformats.org/drawingml/2006/lockedCanvas" xmlns:dgm="http://schemas.openxmlformats.org/drawingml/2006/diagram" xmlns:wps="http://schemas.microsoft.com/office/word/2010/wordprocessingShape" xmlns:wpg="http://schemas.microsoft.com/office/word/2010/wordprocessingGroup" xmlns:w14="http://schemas.microsoft.com/office/word/2010/wordml" xmlns:w15="http://schemas.microsoft.com/office/word/2012/wordml" xmlns:w16="http://schemas.microsoft.com/office/word/2018/wordml" xmlns:w16cex="http://schemas.microsoft.com/office/word/2018/wordml/cex" xmlns:w16cid="http://schemas.microsoft.com/office/word/2016/wordml/cid" xmlns="http://schemas.microsoft.com/office/tasks/2019/documenttasks" xmlns:cr="http://schemas.microsoft.com/office/comments/2020/reactions">
   <w:body>
+    <w:p>
+      <w:pPr>
+        <w:spacing w:line="280" w:lineRule="auto"/>
+        <w:ind w:left="420" w:firstLine="0"/>
+        <w:jc w:val="center"/>
+        <w:rPr>
+          <w:rFonts w:ascii="Times New Roman" w:cs="Times New Roman" w:eastAsia="Times New Roman" w:hAnsi="Times New Roman"/>
+          <w:b w:val="1"/>
+          <w:bCs w:val="1"/>
+        </w:rPr>
+      </w:pPr>
+      <w:sdt>
+        <w:sdtPr>
+          <w:id w:val="-940970068"/>
+          <w:tag w:val="goog_rdk_0"/>
+        </w:sdtPr>
+        <w:sdtContent>
+          <w:r>
+            <w:rPr>
+              <w:rFonts w:ascii="Gungsuh" w:cs="Gungsuh" w:eastAsia="Gungsuh" w:hAnsi="Gungsuh"/>
+              <w:b w:val="1"/>
+              <w:bCs w:val="1"/>
+              <w:rtl w:val="0"/>
+            </w:rPr>
+            <w:t xml:space="preserve">グローバル・ロジスティックス・サービス株式会社第</w:t>
+          </w:r>
+        </w:sdtContent>
+      </w:sdt>
+      <w:r>
+        <w:rPr>
+          <w:rFonts w:ascii="Times New Roman" w:cs="Times New Roman" w:eastAsia="Times New Roman" w:hAnsi="Times New Roman"/>
+          <w:rtl w:val="0"/>
+        </w:rPr>
+        <w:t xml:space="preserve">{{ numeric_mm2qbk7w }}</w:t>
+      </w:r>
+      <w:sdt>
+        <w:sdtPr>
+          <w:id w:val="-2033062432"/>
+          <w:tag w:val="goog_rdk_1"/>
+        </w:sdtPr>
+        <w:sdtContent>
+          <w:r>
+            <w:rPr>
+              <w:rFonts w:ascii="Gungsuh" w:cs="Gungsuh" w:eastAsia="Gungsuh" w:hAnsi="Gungsuh"/>
+              <w:b w:val="1"/>
+              <w:bCs w:val="1"/>
+              <w:rtl w:val="0"/>
+            </w:rPr>
+            <w:t xml:space="preserve">回普通社債</w:t>
+          </w:r>
+        </w:sdtContent>
+      </w:sdt>
+    </w:p>
     <w:p>
       <w:pPr>
         <w:spacing w:line="280" w:lineRule="auto"/>
@@ -17,8 +70,8 @@
       </w:pPr>
       <w:sdt>
         <w:sdtPr>
-          <w:id w:val="1390367844"/>
-          <w:tag w:val="goog_rdk_0"/>
+          <w:id w:val="-1300929868"/>
+          <w:tag w:val="goog_rdk_2"/>
         </w:sdtPr>
         <w:sdtContent>
           <w:r>
@@ -26,47 +79,17 @@
               <w:rFonts w:ascii="Gungsuh" w:cs="Gungsuh" w:eastAsia="Gungsuh" w:hAnsi="Gungsuh"/>
               <w:b w:val="1"/>
               <w:bCs w:val="1"/>
-              <w:sz w:val="23"/>
-              <w:szCs w:val="23"/>
-              <w:rtl w:val="0"/>
-            </w:rPr>
-            <w:t xml:space="preserve">{{ issuer_company_name }}第{{ bond_number }}回普通社債</w:t>
-          </w:r>
-        </w:sdtContent>
-      </w:sdt>
-    </w:p>
-    <w:p>
-      <w:pPr>
-        <w:spacing w:line="280" w:lineRule="auto"/>
-        <w:ind w:left="420" w:firstLine="0"/>
-        <w:jc w:val="center"/>
-        <w:rPr>
-          <w:rFonts w:ascii="Times New Roman" w:cs="Times New Roman" w:eastAsia="Times New Roman" w:hAnsi="Times New Roman"/>
-          <w:b w:val="1"/>
-          <w:bCs w:val="1"/>
-          <w:sz w:val="23"/>
-          <w:szCs w:val="23"/>
-        </w:rPr>
-      </w:pPr>
-      <w:sdt>
-        <w:sdtPr>
-          <w:id w:val="-1794974827"/>
-          <w:tag w:val="goog_rdk_1"/>
-        </w:sdtPr>
-        <w:sdtContent>
-          <w:r>
-            <w:rPr>
-              <w:rFonts w:ascii="Gungsuh" w:cs="Gungsuh" w:eastAsia="Gungsuh" w:hAnsi="Gungsuh"/>
-              <w:b w:val="1"/>
-              <w:bCs w:val="1"/>
-              <w:sz w:val="23"/>
-              <w:szCs w:val="23"/>
               <w:rtl w:val="0"/>
             </w:rPr>
             <w:t xml:space="preserve">社債要項</w:t>
           </w:r>
         </w:sdtContent>
       </w:sdt>
+      <w:r>
+        <w:rPr>
+          <w:rtl w:val="0"/>
+        </w:rPr>
+      </w:r>
     </w:p>
     <w:p>
       <w:pPr>
@@ -171,8 +194,8 @@
             </w:pPr>
             <w:sdt>
               <w:sdtPr>
-                <w:id w:val="2009339312"/>
-                <w:tag w:val="goog_rdk_2"/>
+                <w:id w:val="-1627301320"/>
+                <w:tag w:val="goog_rdk_3"/>
               </w:sdtPr>
               <w:sdtContent>
                 <w:r>
@@ -209,13 +232,21 @@
                 <w:rFonts w:ascii="Times New Roman" w:cs="Times New Roman" w:eastAsia="Times New Roman" w:hAnsi="Times New Roman"/>
               </w:rPr>
             </w:pPr>
-            <w:r>
-              <w:rPr>
-                <w:rFonts w:ascii="Times New Roman" w:cs="Times New Roman" w:eastAsia="Times New Roman" w:hAnsi="Times New Roman"/>
-                <w:rtl w:val="0"/>
-              </w:rPr>
-              <w:t xml:space="preserve">{{ issuer_company_name }}</w:t>
-            </w:r>
+            <w:sdt>
+              <w:sdtPr>
+                <w:id w:val="1588029961"/>
+                <w:tag w:val="goog_rdk_4"/>
+              </w:sdtPr>
+              <w:sdtContent>
+                <w:r>
+                  <w:rPr>
+                    <w:rFonts w:ascii="Gungsuh" w:cs="Gungsuh" w:eastAsia="Gungsuh" w:hAnsi="Gungsuh"/>
+                    <w:rtl w:val="0"/>
+                  </w:rPr>
+                  <w:t xml:space="preserve">グローバル・ロジスティックス・サービス株式会社</w:t>
+                </w:r>
+              </w:sdtContent>
+            </w:sdt>
           </w:p>
         </w:tc>
       </w:tr>
@@ -276,8 +307,8 @@
             </w:pPr>
             <w:sdt>
               <w:sdtPr>
-                <w:id w:val="960172626"/>
-                <w:tag w:val="goog_rdk_3"/>
+                <w:id w:val="2084465972"/>
+                <w:tag w:val="goog_rdk_5"/>
               </w:sdtPr>
               <w:sdtContent>
                 <w:r>
@@ -316,16 +347,16 @@
             </w:pPr>
             <w:sdt>
               <w:sdtPr>
-                <w:id w:val="-2111655480"/>
-                <w:tag w:val="goog_rdk_4"/>
-              </w:sdtPr>
-              <w:sdtContent>
-                <w:r>
-                  <w:rPr>
-                    <w:rFonts w:ascii="Gungsuh" w:cs="Gungsuh" w:eastAsia="Gungsuh" w:hAnsi="Gungsuh"/>
-                    <w:rtl w:val="0"/>
-                  </w:rPr>
-                  <w:t xml:space="preserve">金{{ total_bond_amount }}億円</w:t>
+                <w:id w:val="-1822163005"/>
+                <w:tag w:val="goog_rdk_6"/>
+              </w:sdtPr>
+              <w:sdtContent>
+                <w:r>
+                  <w:rPr>
+                    <w:rFonts w:ascii="Gungsuh" w:cs="Gungsuh" w:eastAsia="Gungsuh" w:hAnsi="Gungsuh"/>
+                    <w:rtl w:val="0"/>
+                  </w:rPr>
+                  <w:t xml:space="preserve">金{{ numeric_mm2qnxw5 }}億円</w:t>
                 </w:r>
               </w:sdtContent>
             </w:sdt>
@@ -389,8 +420,8 @@
             </w:pPr>
             <w:sdt>
               <w:sdtPr>
-                <w:id w:val="-1777336947"/>
-                <w:tag w:val="goog_rdk_5"/>
+                <w:id w:val="-1466969886"/>
+                <w:tag w:val="goog_rdk_7"/>
               </w:sdtPr>
               <w:sdtContent>
                 <w:r>
@@ -429,16 +460,16 @@
             </w:pPr>
             <w:sdt>
               <w:sdtPr>
-                <w:id w:val="1743311151"/>
-                <w:tag w:val="goog_rdk_6"/>
-              </w:sdtPr>
-              <w:sdtContent>
-                <w:r>
-                  <w:rPr>
-                    <w:rFonts w:ascii="Gungsuh" w:cs="Gungsuh" w:eastAsia="Gungsuh" w:hAnsi="Gungsuh"/>
-                    <w:rtl w:val="0"/>
-                  </w:rPr>
-                  <w:t xml:space="preserve">金{{ bond_unit_amount }}万円</w:t>
+                <w:id w:val="-1564211068"/>
+                <w:tag w:val="goog_rdk_8"/>
+              </w:sdtPr>
+              <w:sdtContent>
+                <w:r>
+                  <w:rPr>
+                    <w:rFonts w:ascii="Gungsuh" w:cs="Gungsuh" w:eastAsia="Gungsuh" w:hAnsi="Gungsuh"/>
+                    <w:rtl w:val="0"/>
+                  </w:rPr>
+                  <w:t xml:space="preserve">金{{ numeric_mkzr5kqz }}万円</w:t>
                 </w:r>
               </w:sdtContent>
             </w:sdt>
@@ -502,8 +533,8 @@
             </w:pPr>
             <w:sdt>
               <w:sdtPr>
-                <w:id w:val="2086359402"/>
-                <w:tag w:val="goog_rdk_7"/>
+                <w:id w:val="371945601"/>
+                <w:tag w:val="goog_rdk_9"/>
               </w:sdtPr>
               <w:sdtContent>
                 <w:r>
@@ -542,16 +573,16 @@
             </w:pPr>
             <w:sdt>
               <w:sdtPr>
-                <w:id w:val="344441802"/>
-                <w:tag w:val="goog_rdk_8"/>
-              </w:sdtPr>
-              <w:sdtContent>
-                <w:r>
-                  <w:rPr>
-                    <w:rFonts w:ascii="Gungsuh" w:cs="Gungsuh" w:eastAsia="Gungsuh" w:hAnsi="Gungsuh"/>
-                    <w:rtl w:val="0"/>
-                  </w:rPr>
-                  <w:t xml:space="preserve">年{{ interest_rate }}%</w:t>
+                <w:id w:val="1961253617"/>
+                <w:tag w:val="goog_rdk_10"/>
+              </w:sdtPr>
+              <w:sdtContent>
+                <w:r>
+                  <w:rPr>
+                    <w:rFonts w:ascii="Gungsuh" w:cs="Gungsuh" w:eastAsia="Gungsuh" w:hAnsi="Gungsuh"/>
+                    <w:rtl w:val="0"/>
+                  </w:rPr>
+                  <w:t xml:space="preserve">年{{ numeric_mm1j1azj }}%</w:t>
                 </w:r>
               </w:sdtContent>
             </w:sdt>
@@ -615,8 +646,8 @@
             </w:pPr>
             <w:sdt>
               <w:sdtPr>
-                <w:id w:val="839203036"/>
-                <w:tag w:val="goog_rdk_9"/>
+                <w:id w:val="1191799841"/>
+                <w:tag w:val="goog_rdk_11"/>
               </w:sdtPr>
               <w:sdtContent>
                 <w:r>
@@ -655,8 +686,8 @@
             </w:pPr>
             <w:sdt>
               <w:sdtPr>
-                <w:id w:val="1295639670"/>
-                <w:tag w:val="goog_rdk_10"/>
+                <w:id w:val="-1976160457"/>
+                <w:tag w:val="goog_rdk_12"/>
               </w:sdtPr>
               <w:sdtContent>
                 <w:r>
@@ -728,8 +759,8 @@
             </w:pPr>
             <w:sdt>
               <w:sdtPr>
-                <w:id w:val="666981508"/>
-                <w:tag w:val="goog_rdk_11"/>
+                <w:id w:val="-509838689"/>
+                <w:tag w:val="goog_rdk_13"/>
               </w:sdtPr>
               <w:sdtContent>
                 <w:r>
@@ -768,8 +799,8 @@
             </w:pPr>
             <w:sdt>
               <w:sdtPr>
-                <w:id w:val="-922963866"/>
-                <w:tag w:val="goog_rdk_12"/>
+                <w:id w:val="1349458027"/>
+                <w:tag w:val="goog_rdk_14"/>
               </w:sdtPr>
               <w:sdtContent>
                 <w:r>
@@ -841,8 +872,8 @@
             </w:pPr>
             <w:sdt>
               <w:sdtPr>
-                <w:id w:val="1797796999"/>
-                <w:tag w:val="goog_rdk_13"/>
+                <w:id w:val="1957594113"/>
+                <w:tag w:val="goog_rdk_15"/>
               </w:sdtPr>
               <w:sdtContent>
                 <w:r>
@@ -893,12 +924,12 @@
                 <w:highlight w:val="white"/>
                 <w:rtl w:val="0"/>
               </w:rPr>
-              <w:t xml:space="preserve">{{ redemption_date }}</w:t>
+              <w:t xml:space="preserve">{{ date_mkzvbwp7 }}</w:t>
             </w:r>
             <w:sdt>
               <w:sdtPr>
-                <w:id w:val="1598681199"/>
-                <w:tag w:val="goog_rdk_14"/>
+                <w:id w:val="-813372638"/>
+                <w:tag w:val="goog_rdk_16"/>
               </w:sdtPr>
               <w:sdtContent>
                 <w:r>
@@ -925,8 +956,8 @@
             </w:pPr>
             <w:sdt>
               <w:sdtPr>
-                <w:id w:val="-609107226"/>
-                <w:tag w:val="goog_rdk_15"/>
+                <w:id w:val="-2029490255"/>
+                <w:tag w:val="goog_rdk_17"/>
               </w:sdtPr>
               <w:sdtContent>
                 <w:r>
@@ -953,8 +984,8 @@
             </w:pPr>
             <w:sdt>
               <w:sdtPr>
-                <w:id w:val="-1502904298"/>
-                <w:tag w:val="goog_rdk_16"/>
+                <w:id w:val="1964521596"/>
+                <w:tag w:val="goog_rdk_18"/>
               </w:sdtPr>
               <w:sdtContent>
                 <w:r>
@@ -981,8 +1012,8 @@
             </w:pPr>
             <w:sdt>
               <w:sdtPr>
-                <w:id w:val="-1469559227"/>
-                <w:tag w:val="goog_rdk_17"/>
+                <w:id w:val="-2072481761"/>
+                <w:tag w:val="goog_rdk_19"/>
               </w:sdtPr>
               <w:sdtContent>
                 <w:r>
@@ -1054,8 +1085,8 @@
             </w:pPr>
             <w:sdt>
               <w:sdtPr>
-                <w:id w:val="-739603248"/>
-                <w:tag w:val="goog_rdk_18"/>
+                <w:id w:val="-192529433"/>
+                <w:tag w:val="goog_rdk_20"/>
               </w:sdtPr>
               <w:sdtContent>
                 <w:r>
@@ -1099,8 +1130,8 @@
             </w:pPr>
             <w:sdt>
               <w:sdtPr>
-                <w:id w:val="-177000161"/>
-                <w:tag w:val="goog_rdk_19"/>
+                <w:id w:val="-1992666649"/>
+                <w:tag w:val="goog_rdk_21"/>
               </w:sdtPr>
               <w:sdtContent>
                 <w:r>
@@ -1127,8 +1158,8 @@
             </w:pPr>
             <w:sdt>
               <w:sdtPr>
-                <w:id w:val="408181823"/>
-                <w:tag w:val="goog_rdk_20"/>
+                <w:id w:val="1227712330"/>
+                <w:tag w:val="goog_rdk_22"/>
               </w:sdtPr>
               <w:sdtContent>
                 <w:r>
@@ -1155,8 +1186,8 @@
             </w:pPr>
             <w:sdt>
               <w:sdtPr>
-                <w:id w:val="-418169583"/>
-                <w:tag w:val="goog_rdk_21"/>
+                <w:id w:val="452561350"/>
+                <w:tag w:val="goog_rdk_23"/>
               </w:sdtPr>
               <w:sdtContent>
                 <w:r>
@@ -1183,8 +1214,8 @@
             </w:pPr>
             <w:sdt>
               <w:sdtPr>
-                <w:id w:val="1083961571"/>
-                <w:tag w:val="goog_rdk_22"/>
+                <w:id w:val="-965874928"/>
+                <w:tag w:val="goog_rdk_24"/>
               </w:sdtPr>
               <w:sdtContent>
                 <w:r>
@@ -1211,8 +1242,8 @@
             </w:pPr>
             <w:sdt>
               <w:sdtPr>
-                <w:id w:val="1385852066"/>
-                <w:tag w:val="goog_rdk_23"/>
+                <w:id w:val="870125473"/>
+                <w:tag w:val="goog_rdk_25"/>
               </w:sdtPr>
               <w:sdtContent>
                 <w:r>
@@ -1284,8 +1315,8 @@
             </w:pPr>
             <w:sdt>
               <w:sdtPr>
-                <w:id w:val="-201253149"/>
-                <w:tag w:val="goog_rdk_24"/>
+                <w:id w:val="1199562464"/>
+                <w:tag w:val="goog_rdk_26"/>
               </w:sdtPr>
               <w:sdtContent>
                 <w:r>
@@ -1324,8 +1355,8 @@
             </w:pPr>
             <w:sdt>
               <w:sdtPr>
-                <w:id w:val="1351320322"/>
-                <w:tag w:val="goog_rdk_25"/>
+                <w:id w:val="-1937161699"/>
+                <w:tag w:val="goog_rdk_27"/>
               </w:sdtPr>
               <w:sdtContent>
                 <w:r>
@@ -1397,8 +1428,8 @@
             </w:pPr>
             <w:sdt>
               <w:sdtPr>
-                <w:id w:val="316336121"/>
-                <w:tag w:val="goog_rdk_26"/>
+                <w:id w:val="1722742134"/>
+                <w:tag w:val="goog_rdk_28"/>
               </w:sdtPr>
               <w:sdtContent>
                 <w:r>
@@ -1437,8 +1468,8 @@
             </w:pPr>
             <w:sdt>
               <w:sdtPr>
-                <w:id w:val="614831616"/>
-                <w:tag w:val="goog_rdk_27"/>
+                <w:id w:val="1040473561"/>
+                <w:tag w:val="goog_rdk_29"/>
               </w:sdtPr>
               <w:sdtContent>
                 <w:r>
@@ -1465,8 +1496,8 @@
             </w:pPr>
             <w:sdt>
               <w:sdtPr>
-                <w:id w:val="1110191765"/>
-                <w:tag w:val="goog_rdk_28"/>
+                <w:id w:val="-1306143513"/>
+                <w:tag w:val="goog_rdk_30"/>
               </w:sdtPr>
               <w:sdtContent>
                 <w:r>
@@ -1493,8 +1524,8 @@
             </w:pPr>
             <w:sdt>
               <w:sdtPr>
-                <w:id w:val="-462769818"/>
-                <w:tag w:val="goog_rdk_29"/>
+                <w:id w:val="-668056115"/>
+                <w:tag w:val="goog_rdk_31"/>
               </w:sdtPr>
               <w:sdtContent>
                 <w:r>
@@ -1521,8 +1552,8 @@
             </w:pPr>
             <w:sdt>
               <w:sdtPr>
-                <w:id w:val="-1631119234"/>
-                <w:tag w:val="goog_rdk_30"/>
+                <w:id w:val="175211186"/>
+                <w:tag w:val="goog_rdk_32"/>
               </w:sdtPr>
               <w:sdtContent>
                 <w:r>
@@ -1549,8 +1580,8 @@
             </w:pPr>
             <w:sdt>
               <w:sdtPr>
-                <w:id w:val="-504362277"/>
-                <w:tag w:val="goog_rdk_31"/>
+                <w:id w:val="491038218"/>
+                <w:tag w:val="goog_rdk_33"/>
               </w:sdtPr>
               <w:sdtContent>
                 <w:r>
@@ -1577,8 +1608,8 @@
             </w:pPr>
             <w:sdt>
               <w:sdtPr>
-                <w:id w:val="-1976258634"/>
-                <w:tag w:val="goog_rdk_32"/>
+                <w:id w:val="1183284493"/>
+                <w:tag w:val="goog_rdk_34"/>
               </w:sdtPr>
               <w:sdtContent>
                 <w:r>
@@ -1650,8 +1681,8 @@
             </w:pPr>
             <w:sdt>
               <w:sdtPr>
-                <w:id w:val="-893814502"/>
-                <w:tag w:val="goog_rdk_33"/>
+                <w:id w:val="855159234"/>
+                <w:tag w:val="goog_rdk_35"/>
               </w:sdtPr>
               <w:sdtContent>
                 <w:r>
@@ -1690,8 +1721,8 @@
             </w:pPr>
             <w:sdt>
               <w:sdtPr>
-                <w:id w:val="-119825579"/>
-                <w:tag w:val="goog_rdk_34"/>
+                <w:id w:val="1486843607"/>
+                <w:tag w:val="goog_rdk_36"/>
               </w:sdtPr>
               <w:sdtContent>
                 <w:r>
@@ -1763,8 +1794,8 @@
             </w:pPr>
             <w:sdt>
               <w:sdtPr>
-                <w:id w:val="944316628"/>
-                <w:tag w:val="goog_rdk_35"/>
+                <w:id w:val="1177289210"/>
+                <w:tag w:val="goog_rdk_37"/>
               </w:sdtPr>
               <w:sdtContent>
                 <w:r>
@@ -1803,8 +1834,8 @@
             </w:pPr>
             <w:sdt>
               <w:sdtPr>
-                <w:id w:val="624558291"/>
-                <w:tag w:val="goog_rdk_36"/>
+                <w:id w:val="417044991"/>
+                <w:tag w:val="goog_rdk_38"/>
               </w:sdtPr>
               <w:sdtContent>
                 <w:r>
@@ -1876,8 +1907,8 @@
             </w:pPr>
             <w:sdt>
               <w:sdtPr>
-                <w:id w:val="-316174624"/>
-                <w:tag w:val="goog_rdk_37"/>
+                <w:id w:val="465459155"/>
+                <w:tag w:val="goog_rdk_39"/>
               </w:sdtPr>
               <w:sdtContent>
                 <w:r>
@@ -1921,8 +1952,8 @@
             </w:pPr>
             <w:sdt>
               <w:sdtPr>
-                <w:id w:val="-323755658"/>
-                <w:tag w:val="goog_rdk_38"/>
+                <w:id w:val="-1932959088"/>
+                <w:tag w:val="goog_rdk_40"/>
               </w:sdtPr>
               <w:sdtContent>
                 <w:r>
@@ -1949,8 +1980,8 @@
             </w:pPr>
             <w:sdt>
               <w:sdtPr>
-                <w:id w:val="1689759805"/>
-                <w:tag w:val="goog_rdk_39"/>
+                <w:id w:val="-1624356777"/>
+                <w:tag w:val="goog_rdk_41"/>
               </w:sdtPr>
               <w:sdtContent>
                 <w:r>
@@ -2022,8 +2053,8 @@
             </w:pPr>
             <w:sdt>
               <w:sdtPr>
-                <w:id w:val="-793212253"/>
-                <w:tag w:val="goog_rdk_40"/>
+                <w:id w:val="-1619682350"/>
+                <w:tag w:val="goog_rdk_42"/>
               </w:sdtPr>
               <w:sdtContent>
                 <w:r>
@@ -2067,8 +2098,8 @@
             </w:pPr>
             <w:sdt>
               <w:sdtPr>
-                <w:id w:val="-1452450448"/>
-                <w:tag w:val="goog_rdk_41"/>
+                <w:id w:val="996872929"/>
+                <w:tag w:val="goog_rdk_43"/>
               </w:sdtPr>
               <w:sdtContent>
                 <w:r>
@@ -2095,8 +2126,8 @@
             </w:pPr>
             <w:sdt>
               <w:sdtPr>
-                <w:id w:val="-401151354"/>
-                <w:tag w:val="goog_rdk_42"/>
+                <w:id w:val="1265007245"/>
+                <w:tag w:val="goog_rdk_44"/>
               </w:sdtPr>
               <w:sdtContent>
                 <w:r>
@@ -2168,8 +2199,8 @@
             </w:pPr>
             <w:sdt>
               <w:sdtPr>
-                <w:id w:val="2067033643"/>
-                <w:tag w:val="goog_rdk_43"/>
+                <w:id w:val="995502503"/>
+                <w:tag w:val="goog_rdk_45"/>
               </w:sdtPr>
               <w:sdtContent>
                 <w:r>
@@ -2208,8 +2239,8 @@
             </w:pPr>
             <w:sdt>
               <w:sdtPr>
-                <w:id w:val="1367465486"/>
-                <w:tag w:val="goog_rdk_44"/>
+                <w:id w:val="-528002469"/>
+                <w:tag w:val="goog_rdk_46"/>
               </w:sdtPr>
               <w:sdtContent>
                 <w:r>
@@ -2231,8 +2262,8 @@
             </w:pPr>
             <w:sdt>
               <w:sdtPr>
-                <w:id w:val="-901675281"/>
-                <w:tag w:val="goog_rdk_45"/>
+                <w:id w:val="-363385887"/>
+                <w:tag w:val="goog_rdk_47"/>
               </w:sdtPr>
               <w:sdtContent>
                 <w:r>
@@ -2254,8 +2285,8 @@
             </w:pPr>
             <w:sdt>
               <w:sdtPr>
-                <w:id w:val="-1631400965"/>
-                <w:tag w:val="goog_rdk_46"/>
+                <w:id w:val="1647346058"/>
+                <w:tag w:val="goog_rdk_48"/>
               </w:sdtPr>
               <w:sdtContent>
                 <w:r>
@@ -2327,8 +2358,8 @@
             </w:pPr>
             <w:sdt>
               <w:sdtPr>
-                <w:id w:val="-127592746"/>
-                <w:tag w:val="goog_rdk_47"/>
+                <w:id w:val="172842034"/>
+                <w:tag w:val="goog_rdk_49"/>
               </w:sdtPr>
               <w:sdtContent>
                 <w:r>
@@ -2370,7 +2401,7 @@
                 <w:rFonts w:ascii="Times New Roman" w:cs="Times New Roman" w:eastAsia="Times New Roman" w:hAnsi="Times New Roman"/>
                 <w:rtl w:val="0"/>
               </w:rPr>
-              <w:t xml:space="preserve">{{ payment_deadline }}</w:t>
+              <w:t xml:space="preserve">{{ date_mkzvtpra }}</w:t>
             </w:r>
           </w:p>
         </w:tc>
@@ -2432,8 +2463,8 @@
             </w:pPr>
             <w:sdt>
               <w:sdtPr>
-                <w:id w:val="2032804320"/>
-                <w:tag w:val="goog_rdk_48"/>
+                <w:id w:val="-1489490517"/>
+                <w:tag w:val="goog_rdk_50"/>
               </w:sdtPr>
               <w:sdtContent>
                 <w:r>
@@ -2465,26 +2496,72 @@
           </w:tcPr>
           <w:p>
             <w:pPr>
-              <w:spacing w:line="276" w:lineRule="auto"/>
-              <w:jc w:val="left"/>
-              <w:rPr>
-                <w:rFonts w:ascii="Times New Roman" w:cs="Times New Roman" w:eastAsia="Times New Roman" w:hAnsi="Times New Roman"/>
-              </w:rPr>
-            </w:pPr>
-            <w:r>
-              <w:rPr>
-                <w:rFonts w:ascii="MS Mincho" w:cs="MS Mincho" w:eastAsia="MS Mincho" w:hAnsi="MS Mincho"/>
-                <w:sz w:val="22"/>
-                <w:szCs w:val="22"/>
-                <w:rtl w:val="0"/>
-              </w:rPr>
-              <w:t xml:space="preserve">{{ bank_info }}</w:t>
-            </w:r>
-            <w:r>
-              <w:rPr>
-                <w:rtl w:val="0"/>
-              </w:rPr>
-            </w:r>
+              <w:spacing w:line="280" w:lineRule="auto"/>
+              <w:rPr>
+                <w:rFonts w:ascii="Times New Roman" w:cs="Times New Roman" w:eastAsia="Times New Roman" w:hAnsi="Times New Roman"/>
+              </w:rPr>
+            </w:pPr>
+            <w:sdt>
+              <w:sdtPr>
+                <w:id w:val="257281517"/>
+                <w:tag w:val="goog_rdk_51"/>
+              </w:sdtPr>
+              <w:sdtContent>
+                <w:r>
+                  <w:rPr>
+                    <w:rFonts w:ascii="Gungsuh" w:cs="Gungsuh" w:eastAsia="Gungsuh" w:hAnsi="Gungsuh"/>
+                    <w:rtl w:val="0"/>
+                  </w:rPr>
+                  <w:t xml:space="preserve">住信SBIネット銀行 法人第一支店 普通預金</w:t>
+                </w:r>
+              </w:sdtContent>
+            </w:sdt>
+          </w:p>
+          <w:p>
+            <w:pPr>
+              <w:spacing w:line="280" w:lineRule="auto"/>
+              <w:rPr>
+                <w:rFonts w:ascii="Times New Roman" w:cs="Times New Roman" w:eastAsia="Times New Roman" w:hAnsi="Times New Roman"/>
+              </w:rPr>
+            </w:pPr>
+            <w:sdt>
+              <w:sdtPr>
+                <w:id w:val="-2053195786"/>
+                <w:tag w:val="goog_rdk_52"/>
+              </w:sdtPr>
+              <w:sdtContent>
+                <w:r>
+                  <w:rPr>
+                    <w:rFonts w:ascii="Gungsuh" w:cs="Gungsuh" w:eastAsia="Gungsuh" w:hAnsi="Gungsuh"/>
+                    <w:rtl w:val="0"/>
+                  </w:rPr>
+                  <w:t xml:space="preserve">口座番号 2849059</w:t>
+                </w:r>
+              </w:sdtContent>
+            </w:sdt>
+          </w:p>
+          <w:p>
+            <w:pPr>
+              <w:spacing w:line="280" w:lineRule="auto"/>
+              <w:rPr>
+                <w:rFonts w:ascii="Times New Roman" w:cs="Times New Roman" w:eastAsia="Times New Roman" w:hAnsi="Times New Roman"/>
+              </w:rPr>
+            </w:pPr>
+            <w:sdt>
+              <w:sdtPr>
+                <w:id w:val="-1953638208"/>
+                <w:tag w:val="goog_rdk_53"/>
+              </w:sdtPr>
+              <w:sdtContent>
+                <w:r>
+                  <w:rPr>
+                    <w:rFonts w:ascii="Gungsuh" w:cs="Gungsuh" w:eastAsia="Gungsuh" w:hAnsi="Gungsuh"/>
+                    <w:rtl w:val="0"/>
+                  </w:rPr>
+                  <w:t xml:space="preserve">グロ-バルロジステイツクスサ-ビス(カ</w:t>
+                </w:r>
+              </w:sdtContent>
+            </w:sdt>
           </w:p>
         </w:tc>
       </w:tr>
@@ -2496,6 +2573,63 @@
           <w:rFonts w:ascii="Times New Roman" w:cs="Times New Roman" w:eastAsia="Times New Roman" w:hAnsi="Times New Roman"/>
           <w:b w:val="1"/>
           <w:bCs w:val="1"/>
+        </w:rPr>
+      </w:pPr>
+      <w:r>
+        <w:rPr>
+          <w:rtl w:val="0"/>
+        </w:rPr>
+      </w:r>
+    </w:p>
+    <w:p>
+      <w:pPr>
+        <w:ind w:left="1154" w:hanging="425"/>
+        <w:jc w:val="right"/>
+        <w:rPr>
+          <w:rFonts w:ascii="Times New Roman" w:cs="Times New Roman" w:eastAsia="Times New Roman" w:hAnsi="Times New Roman"/>
+        </w:rPr>
+      </w:pPr>
+      <w:r>
+        <w:rPr>
+          <w:rtl w:val="0"/>
+        </w:rPr>
+      </w:r>
+    </w:p>
+    <w:p>
+      <w:pPr>
+        <w:ind w:left="1154" w:hanging="425"/>
+        <w:jc w:val="right"/>
+        <w:rPr>
+          <w:rFonts w:ascii="Times New Roman" w:cs="Times New Roman" w:eastAsia="Times New Roman" w:hAnsi="Times New Roman"/>
+          <w:sz w:val="20"/>
+          <w:szCs w:val="20"/>
+        </w:rPr>
+      </w:pPr>
+      <w:sdt>
+        <w:sdtPr>
+          <w:id w:val="-1623978914"/>
+          <w:tag w:val="goog_rdk_54"/>
+        </w:sdtPr>
+        <w:sdtContent>
+          <w:r>
+            <w:rPr>
+              <w:rFonts w:ascii="Gungsuh" w:cs="Gungsuh" w:eastAsia="Gungsuh" w:hAnsi="Gungsuh"/>
+              <w:rtl w:val="0"/>
+            </w:rPr>
+            <w:t xml:space="preserve">以上</w:t>
+          </w:r>
+        </w:sdtContent>
+      </w:sdt>
+      <w:r>
+        <w:rPr>
+          <w:rtl w:val="0"/>
+        </w:rPr>
+      </w:r>
+    </w:p>
+    <w:p>
+      <w:pPr>
+        <w:rPr>
+          <w:rFonts w:ascii="Times New Roman" w:cs="Times New Roman" w:eastAsia="Times New Roman" w:hAnsi="Times New Roman"/>
         </w:rPr>
       </w:pPr>
       <w:r>
@@ -2523,86 +2657,12 @@
         <w:jc w:val="right"/>
         <w:rPr>
           <w:rFonts w:ascii="Times New Roman" w:cs="Times New Roman" w:eastAsia="Times New Roman" w:hAnsi="Times New Roman"/>
-          <w:b w:val="0"/>
-          <w:bCs w:val="0"/>
-          <w:i w:val="0"/>
-          <w:iCs w:val="0"/>
-          <w:smallCaps w:val="0"/>
-          <w:strike w:val="0"/>
-          <w:color w:val="000000"/>
-          <w:sz w:val="21"/>
-          <w:szCs w:val="21"/>
-          <w:u w:val="none"/>
-          <w:shd w:fill="auto" w:val="clear"/>
-          <w:vertAlign w:val="baseline"/>
+          <w:b w:val="1"/>
+          <w:bCs w:val="1"/>
+          <w:sz w:val="23"/>
+          <w:szCs w:val="23"/>
         </w:rPr>
       </w:pPr>
-      <w:r>
-        <w:rPr>
-          <w:rtl w:val="0"/>
-        </w:rPr>
-      </w:r>
-    </w:p>
-    <w:p>
-      <w:pPr>
-        <w:keepNext w:val="0"/>
-        <w:keepLines w:val="0"/>
-        <w:pageBreakBefore w:val="0"/>
-        <w:widowControl w:val="0"/>
-        <w:pBdr>
-          <w:top w:space="0" w:sz="0" w:val="nil"/>
-          <w:left w:space="0" w:sz="0" w:val="nil"/>
-          <w:bottom w:space="0" w:sz="0" w:val="nil"/>
-          <w:right w:space="0" w:sz="0" w:val="nil"/>
-          <w:between w:space="0" w:sz="0" w:val="nil"/>
-        </w:pBdr>
-        <w:shd w:fill="auto" w:val="clear"/>
-        <w:spacing w:after="0" w:before="0" w:line="240" w:lineRule="auto"/>
-        <w:ind w:left="1154" w:right="0" w:hanging="425"/>
-        <w:jc w:val="right"/>
-        <w:rPr>
-          <w:rFonts w:ascii="Times New Roman" w:cs="Times New Roman" w:eastAsia="Times New Roman" w:hAnsi="Times New Roman"/>
-          <w:b w:val="0"/>
-          <w:bCs w:val="0"/>
-          <w:i w:val="0"/>
-          <w:iCs w:val="0"/>
-          <w:smallCaps w:val="0"/>
-          <w:strike w:val="0"/>
-          <w:color w:val="000000"/>
-          <w:sz w:val="20"/>
-          <w:szCs w:val="20"/>
-          <w:u w:val="none"/>
-          <w:shd w:fill="auto" w:val="clear"/>
-          <w:vertAlign w:val="baseline"/>
-        </w:rPr>
-      </w:pPr>
-      <w:sdt>
-        <w:sdtPr>
-          <w:id w:val="2005678218"/>
-          <w:tag w:val="goog_rdk_49"/>
-        </w:sdtPr>
-        <w:sdtContent>
-          <w:r>
-            <w:rPr>
-              <w:rFonts w:ascii="Gungsuh" w:cs="Gungsuh" w:eastAsia="Gungsuh" w:hAnsi="Gungsuh"/>
-              <w:b w:val="0"/>
-              <w:bCs w:val="0"/>
-              <w:i w:val="0"/>
-              <w:iCs w:val="0"/>
-              <w:smallCaps w:val="0"/>
-              <w:strike w:val="0"/>
-              <w:color w:val="000000"/>
-              <w:sz w:val="21"/>
-              <w:szCs w:val="21"/>
-              <w:u w:val="none"/>
-              <w:shd w:fill="auto" w:val="clear"/>
-              <w:vertAlign w:val="baseline"/>
-              <w:rtl w:val="0"/>
-            </w:rPr>
-            <w:t xml:space="preserve">以上</w:t>
-          </w:r>
-        </w:sdtContent>
-      </w:sdt>
       <w:r>
         <w:rPr>
           <w:rtl w:val="0"/>
@@ -3687,7 +3747,7 @@
 
 <file path=customXML/item1.xml><?xml version="1.0" encoding="utf-8"?>
 <go:gDocsCustomXmlDataStorage xmlns:go="http://customooxmlschemas.google.com/" xmlns:r="http://schemas.openxmlformats.org/officeDocument/2006/relationships" uri="GoogleDocsCustomDataVersion2">
-  <go:docsCustomData xmlns:go="http://customooxmlschemas.google.com/" roundtripDataSignature="AMtx7miIrSwS+WKeK7PK50JcORgTqOjG/Q==">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</go:docsCustomData>
+  <go:docsCustomData xmlns:go="http://customooxmlschemas.google.com/" roundtripDataSignature="AMtx7mgfkRnw8I2myqJwpgqjyKH3YNyFIQ==">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</go:docsCustomData>
 </go:gDocsCustomXmlDataStorage>
 </file>
 
